--- a/project/documents/letters/SLWClientAgreement1.docx
+++ b/project/documents/letters/SLWClientAgreement1.docx
@@ -21,7 +21,7 @@
           <w:szCs w:val="27"/>
         </w:rPr>
         <w:drawing>
-          <wp:inline distT="0" distB="0" distL="0" distR="0" wp14:anchorId="32F797D2" wp14:editId="4DB5F4D3">
+          <wp:inline distT="0" distB="0" distL="0" distR="0" wp14:anchorId="32F797D2" wp14:editId="00FEB801">
             <wp:extent cx="2461217" cy="465258"/>
             <wp:effectExtent l="0" t="0" r="0" b="0"/>
             <wp:docPr id="1" name="Picture 1" descr="C:\Users\Fredrikson\AppData\Local\Microsoft\Windows\Temporary Internet Files\Content.Outlook\6ANKR0Q5\SLW+tag_Blue-Gray (00000002).png"/>
@@ -1702,13 +1702,23 @@
               </w:rPr>
               <w:t xml:space="preserve">aware of potential conflicts of interest between you and any of our existing clients </w:t>
             </w:r>
-            <w:r>
-              <w:rPr>
-                <w:rFonts w:asciiTheme="majorHAnsi" w:hAnsiTheme="majorHAnsi" w:cs="Times"/>
-                <w:sz w:val="22"/>
-                <w:szCs w:val="22"/>
-              </w:rPr>
-              <w:t>in the area of our discussed representation</w:t>
+            <w:proofErr w:type="gramStart"/>
+            <w:r>
+              <w:rPr>
+                <w:rFonts w:asciiTheme="majorHAnsi" w:hAnsiTheme="majorHAnsi" w:cs="Times"/>
+                <w:sz w:val="22"/>
+                <w:szCs w:val="22"/>
+              </w:rPr>
+              <w:t>in the area of</w:t>
+            </w:r>
+            <w:proofErr w:type="gramEnd"/>
+            <w:r>
+              <w:rPr>
+                <w:rFonts w:asciiTheme="majorHAnsi" w:hAnsiTheme="majorHAnsi" w:cs="Times"/>
+                <w:sz w:val="22"/>
+                <w:szCs w:val="22"/>
+              </w:rPr>
+              <w:t xml:space="preserve"> our discussed representation</w:t>
             </w:r>
             <w:r>
               <w:rPr>
@@ -2056,13 +2066,23 @@
                 <w:szCs w:val="22"/>
               </w:rPr>
             </w:pPr>
-            <w:r>
-              <w:rPr>
-                <w:rFonts w:asciiTheme="majorHAnsi" w:hAnsiTheme="majorHAnsi"/>
-                <w:sz w:val="22"/>
-                <w:szCs w:val="22"/>
-              </w:rPr>
-              <w:t>In the course of providing services with respect to intellectual property matters, timely exchange of information may be critical</w:t>
+            <w:proofErr w:type="gramStart"/>
+            <w:r>
+              <w:rPr>
+                <w:rFonts w:asciiTheme="majorHAnsi" w:hAnsiTheme="majorHAnsi"/>
+                <w:sz w:val="22"/>
+                <w:szCs w:val="22"/>
+              </w:rPr>
+              <w:t>In the course of</w:t>
+            </w:r>
+            <w:proofErr w:type="gramEnd"/>
+            <w:r>
+              <w:rPr>
+                <w:rFonts w:asciiTheme="majorHAnsi" w:hAnsiTheme="majorHAnsi"/>
+                <w:sz w:val="22"/>
+                <w:szCs w:val="22"/>
+              </w:rPr>
+              <w:t xml:space="preserve"> providing services with respect to intellectual property matters, timely exchange of information may be critical</w:t>
             </w:r>
             <w:r>
               <w:rPr>
@@ -2078,7 +2098,25 @@
                 <w:sz w:val="22"/>
                 <w:szCs w:val="22"/>
               </w:rPr>
-              <w:t>We will be diligent in providing you with timely service, in order to safeguard your rights and to allow you as much time as possible to make important decisions regarding those rights</w:t>
+              <w:t xml:space="preserve">We will be diligent in providing you with timely service, </w:t>
+            </w:r>
+            <w:proofErr w:type="gramStart"/>
+            <w:r>
+              <w:rPr>
+                <w:rFonts w:asciiTheme="majorHAnsi" w:hAnsiTheme="majorHAnsi"/>
+                <w:sz w:val="22"/>
+                <w:szCs w:val="22"/>
+              </w:rPr>
+              <w:t>in order to</w:t>
+            </w:r>
+            <w:proofErr w:type="gramEnd"/>
+            <w:r>
+              <w:rPr>
+                <w:rFonts w:asciiTheme="majorHAnsi" w:hAnsiTheme="majorHAnsi"/>
+                <w:sz w:val="22"/>
+                <w:szCs w:val="22"/>
+              </w:rPr>
+              <w:t xml:space="preserve"> safeguard your rights and to allow you as much time as possible to make important decisions regarding those rights</w:t>
             </w:r>
             <w:r>
               <w:rPr>
@@ -2112,7 +2150,43 @@
                 <w:sz w:val="22"/>
                 <w:szCs w:val="22"/>
               </w:rPr>
-              <w:t>he United States implemented significant changes to the patent laws under the America Invents Act (the "Act"). As of March 16, 2013, this Act transformed the U.S. patent system from one that awarded patents on the basis of “first to invent” to one that now awards patents on the basis of “first to file.” The United States Patent and Trademark Office requires a complete disclosure of the invention such that a person of ordinary skill can review the disclosure and, then, make and use the invention without undue experimentation. Accordingly, we will need a detailed and specific explanation of the subject matter to be filed in any patent application. Your cooperation is critical to obtaining the earliest filing date for your patent matter and you agree that you will promptly respond to any inquiries from us. We further ask that you please verify and confirm that there has been no public disclosure or offer for sale relating to such subject matter. Many international jurisdictions do not afford any sort of post-disclosure grace period and any prior disclosure may foreclose the grant of patent protection in the United States and elsewhere.</w:t>
+              <w:t xml:space="preserve">he United States implemented significant changes to the patent laws under the America Invents Act (the "Act"). As of March 16, 2013, this Act transformed the U.S. patent system from one that awarded patents </w:t>
+            </w:r>
+            <w:proofErr w:type="gramStart"/>
+            <w:r>
+              <w:rPr>
+                <w:rFonts w:asciiTheme="majorHAnsi" w:hAnsiTheme="majorHAnsi"/>
+                <w:sz w:val="22"/>
+                <w:szCs w:val="22"/>
+              </w:rPr>
+              <w:t>on the basis of</w:t>
+            </w:r>
+            <w:proofErr w:type="gramEnd"/>
+            <w:r>
+              <w:rPr>
+                <w:rFonts w:asciiTheme="majorHAnsi" w:hAnsiTheme="majorHAnsi"/>
+                <w:sz w:val="22"/>
+                <w:szCs w:val="22"/>
+              </w:rPr>
+              <w:t xml:space="preserve"> “first to invent” to one that now awards patents on the basis of “first to file.” The United States Patent and Trademark Office requires a complete disclosure of the invention such that a person of ordinary skill can review the disclosure </w:t>
+            </w:r>
+            <w:proofErr w:type="gramStart"/>
+            <w:r>
+              <w:rPr>
+                <w:rFonts w:asciiTheme="majorHAnsi" w:hAnsiTheme="majorHAnsi"/>
+                <w:sz w:val="22"/>
+                <w:szCs w:val="22"/>
+              </w:rPr>
+              <w:t>and,</w:t>
+            </w:r>
+            <w:proofErr w:type="gramEnd"/>
+            <w:r>
+              <w:rPr>
+                <w:rFonts w:asciiTheme="majorHAnsi" w:hAnsiTheme="majorHAnsi"/>
+                <w:sz w:val="22"/>
+                <w:szCs w:val="22"/>
+              </w:rPr>
+              <w:t xml:space="preserve"> then, make and use the invention without undue experimentation. Accordingly, we will need a detailed and specific explanation of the subject matter to be filed in any patent application. Your cooperation is critical to obtaining the earliest filing date for your patent matter and you agree that you will promptly respond to any inquiries from us. We further ask that you please verify and confirm that there has been no public disclosure or offer for sale relating to such subject matter. Many international jurisdictions do not afford any sort of post-disclosure grace period and any prior disclosure may foreclose the grant of patent protection in the United States and elsewhere.</w:t>
             </w:r>
           </w:p>
           <w:p>
@@ -2261,7 +2335,27 @@
                 <w:sz w:val="22"/>
                 <w:szCs w:val="22"/>
               </w:rPr>
-              <w:t>You understand that by executing this Power of Attorney, you are creating an independent attorney client relationship with the agent. You agree to grant us discretion to select an agent for any particular jurisdiction of interest, in the absence of specific instructions to the contrary.</w:t>
+              <w:t xml:space="preserve">You understand that by executing this Power of Attorney, you are creating an independent attorney client relationship with the agent. You agree to grant us discretion to select an agent for any </w:t>
+            </w:r>
+            <w:proofErr w:type="gramStart"/>
+            <w:r>
+              <w:rPr>
+                <w:rFonts w:asciiTheme="majorHAnsi" w:hAnsiTheme="majorHAnsi"/>
+                <w:color w:val="000000"/>
+                <w:sz w:val="22"/>
+                <w:szCs w:val="22"/>
+              </w:rPr>
+              <w:t>particular jurisdiction</w:t>
+            </w:r>
+            <w:proofErr w:type="gramEnd"/>
+            <w:r>
+              <w:rPr>
+                <w:rFonts w:asciiTheme="majorHAnsi" w:hAnsiTheme="majorHAnsi"/>
+                <w:color w:val="000000"/>
+                <w:sz w:val="22"/>
+                <w:szCs w:val="22"/>
+              </w:rPr>
+              <w:t xml:space="preserve"> of interest, in the absence of specific instructions to the contrary.</w:t>
             </w:r>
           </w:p>
           <w:p>
@@ -2657,7 +2751,25 @@
                 <w:sz w:val="22"/>
                 <w:szCs w:val="22"/>
               </w:rPr>
-              <w:t xml:space="preserve"> on your behalf in order to safeguard your rights, in the event that we have been unable to obtain explicit instructions from you -- and you hereby agree to pay for those filings even if you later deem them unnecessary</w:t>
+              <w:t xml:space="preserve"> on your behalf </w:t>
+            </w:r>
+            <w:proofErr w:type="gramStart"/>
+            <w:r>
+              <w:rPr>
+                <w:rFonts w:asciiTheme="majorHAnsi" w:hAnsiTheme="majorHAnsi" w:cs="Times"/>
+                <w:sz w:val="22"/>
+                <w:szCs w:val="22"/>
+              </w:rPr>
+              <w:t>in order to</w:t>
+            </w:r>
+            <w:proofErr w:type="gramEnd"/>
+            <w:r>
+              <w:rPr>
+                <w:rFonts w:asciiTheme="majorHAnsi" w:hAnsiTheme="majorHAnsi" w:cs="Times"/>
+                <w:sz w:val="22"/>
+                <w:szCs w:val="22"/>
+              </w:rPr>
+              <w:t xml:space="preserve"> safeguard your rights, in the event that we have been unable to obtain explicit instructions from you -- and you hereby agree to pay for those filings even if you later deem them unnecessary</w:t>
             </w:r>
             <w:r>
               <w:rPr>
@@ -2694,6 +2806,7 @@
                 <w:szCs w:val="22"/>
               </w:rPr>
             </w:pPr>
+            <w:proofErr w:type="gramStart"/>
             <w:r>
               <w:rPr>
                 <w:rFonts w:asciiTheme="majorHAnsi" w:hAnsiTheme="majorHAnsi" w:cs="Times"/>
@@ -2701,7 +2814,16 @@
                 <w:szCs w:val="22"/>
               </w:rPr>
               <w:lastRenderedPageBreak/>
-              <w:t xml:space="preserve">In order to direct our correspondence to the appropriate people, avoid delays, and prevent confidential information from being exposed, </w:t>
+              <w:t>In order to</w:t>
+            </w:r>
+            <w:proofErr w:type="gramEnd"/>
+            <w:r>
+              <w:rPr>
+                <w:rFonts w:asciiTheme="majorHAnsi" w:hAnsiTheme="majorHAnsi" w:cs="Times"/>
+                <w:sz w:val="22"/>
+                <w:szCs w:val="22"/>
+              </w:rPr>
+              <w:t xml:space="preserve"> direct our correspondence to the appropriate people, avoid delays, and prevent confidential information from being exposed, </w:t>
             </w:r>
             <w:r>
               <w:rPr>
@@ -2854,7 +2976,25 @@
                 <w:sz w:val="22"/>
                 <w:szCs w:val="22"/>
               </w:rPr>
-              <w:t xml:space="preserve"> Termination of the relationship means that we are free to enter into relationships with other clients whose interests may conflict with your own</w:t>
+              <w:t xml:space="preserve"> Termination of the relationship means that we are free to </w:t>
+            </w:r>
+            <w:proofErr w:type="gramStart"/>
+            <w:r>
+              <w:rPr>
+                <w:rFonts w:asciiTheme="majorHAnsi" w:hAnsiTheme="majorHAnsi"/>
+                <w:sz w:val="22"/>
+                <w:szCs w:val="22"/>
+              </w:rPr>
+              <w:t>enter into</w:t>
+            </w:r>
+            <w:proofErr w:type="gramEnd"/>
+            <w:r>
+              <w:rPr>
+                <w:rFonts w:asciiTheme="majorHAnsi" w:hAnsiTheme="majorHAnsi"/>
+                <w:sz w:val="22"/>
+                <w:szCs w:val="22"/>
+              </w:rPr>
+              <w:t xml:space="preserve"> relationships with other clients whose interests may conflict with your own</w:t>
             </w:r>
             <w:r>
               <w:rPr>
@@ -3316,7 +3456,25 @@
                 <w:sz w:val="22"/>
                 <w:szCs w:val="22"/>
               </w:rPr>
-              <w:t xml:space="preserve">Generally, we charge on the basis of the value of the services rendered, as </w:t>
+              <w:t xml:space="preserve">Generally, we charge </w:t>
+            </w:r>
+            <w:proofErr w:type="gramStart"/>
+            <w:r>
+              <w:rPr>
+                <w:rFonts w:asciiTheme="majorHAnsi" w:hAnsiTheme="majorHAnsi"/>
+                <w:sz w:val="22"/>
+                <w:szCs w:val="22"/>
+              </w:rPr>
+              <w:t>on the basis of</w:t>
+            </w:r>
+            <w:proofErr w:type="gramEnd"/>
+            <w:r>
+              <w:rPr>
+                <w:rFonts w:asciiTheme="majorHAnsi" w:hAnsiTheme="majorHAnsi"/>
+                <w:sz w:val="22"/>
+                <w:szCs w:val="22"/>
+              </w:rPr>
+              <w:t xml:space="preserve"> the value of the services rendered, as </w:t>
             </w:r>
             <w:r>
               <w:rPr>
@@ -3372,7 +3530,25 @@
                 <w:sz w:val="22"/>
                 <w:szCs w:val="22"/>
               </w:rPr>
-              <w:t>These rates are adjusted from time-to-time, usually once a year, and may change during the course of a given engagement</w:t>
+              <w:t xml:space="preserve">These rates are adjusted from time-to-time, usually once a year, and may change </w:t>
+            </w:r>
+            <w:proofErr w:type="gramStart"/>
+            <w:r>
+              <w:rPr>
+                <w:rFonts w:asciiTheme="majorHAnsi" w:hAnsiTheme="majorHAnsi"/>
+                <w:sz w:val="22"/>
+                <w:szCs w:val="22"/>
+              </w:rPr>
+              <w:t>during the course of</w:t>
+            </w:r>
+            <w:proofErr w:type="gramEnd"/>
+            <w:r>
+              <w:rPr>
+                <w:rFonts w:asciiTheme="majorHAnsi" w:hAnsiTheme="majorHAnsi"/>
+                <w:sz w:val="22"/>
+                <w:szCs w:val="22"/>
+              </w:rPr>
+              <w:t xml:space="preserve"> a given engagement</w:t>
             </w:r>
             <w:r>
               <w:rPr>
@@ -3761,8 +3937,18 @@
                 <w:sz w:val="22"/>
                 <w:szCs w:val="22"/>
               </w:rPr>
-              <w:t>The invoices for our fees and expenses will normally be sent to you on a monthly basis</w:t>
-            </w:r>
+              <w:t xml:space="preserve">The invoices for our fees and expenses will normally be sent to you </w:t>
+            </w:r>
+            <w:proofErr w:type="gramStart"/>
+            <w:r>
+              <w:rPr>
+                <w:rFonts w:asciiTheme="majorHAnsi" w:hAnsiTheme="majorHAnsi"/>
+                <w:sz w:val="22"/>
+                <w:szCs w:val="22"/>
+              </w:rPr>
+              <w:t>on a monthly basis</w:t>
+            </w:r>
+            <w:proofErr w:type="gramEnd"/>
             <w:r>
               <w:rPr>
                 <w:rFonts w:asciiTheme="majorHAnsi" w:hAnsiTheme="majorHAnsi"/>
@@ -3777,7 +3963,25 @@
                 <w:sz w:val="22"/>
                 <w:szCs w:val="22"/>
               </w:rPr>
-              <w:t xml:space="preserve">Expense disbursements may not be current at the time of final billing of our fees.  Remaining disbursements, if any, may therefore be billed at a later date. </w:t>
+              <w:t xml:space="preserve">Expense disbursements may not be current at the time of final billing of our fees.  Remaining disbursements, if any, may therefore be billed </w:t>
+            </w:r>
+            <w:proofErr w:type="gramStart"/>
+            <w:r>
+              <w:rPr>
+                <w:rFonts w:asciiTheme="majorHAnsi" w:hAnsiTheme="majorHAnsi"/>
+                <w:sz w:val="22"/>
+                <w:szCs w:val="22"/>
+              </w:rPr>
+              <w:t>at a later date</w:t>
+            </w:r>
+            <w:proofErr w:type="gramEnd"/>
+            <w:r>
+              <w:rPr>
+                <w:rFonts w:asciiTheme="majorHAnsi" w:hAnsiTheme="majorHAnsi"/>
+                <w:sz w:val="22"/>
+                <w:szCs w:val="22"/>
+              </w:rPr>
+              <w:t xml:space="preserve">. </w:t>
             </w:r>
             <w:r>
               <w:rPr>
@@ -4509,96 +4713,6 @@
                   <w:pPr>
                     <w:pStyle w:val="NormalWeb"/>
                     <w:tabs>
-                      <w:tab w:val="left" w:pos="2805"/>
-                    </w:tabs>
-                    <w:spacing w:before="0" w:beforeAutospacing="0" w:after="0" w:afterAutospacing="0"/>
-                    <w:rPr>
-                      <w:rFonts w:asciiTheme="majorHAnsi" w:hAnsiTheme="majorHAnsi"/>
-                      <w:sz w:val="22"/>
-                      <w:szCs w:val="22"/>
-                    </w:rPr>
-                  </w:pPr>
-                </w:p>
-                <w:p>
-                  <w:pPr>
-                    <w:pStyle w:val="NormalWeb"/>
-                    <w:tabs>
-                      <w:tab w:val="left" w:pos="2805"/>
-                    </w:tabs>
-                    <w:spacing w:before="0" w:beforeAutospacing="0" w:after="0" w:afterAutospacing="0"/>
-                    <w:rPr>
-                      <w:rFonts w:asciiTheme="majorHAnsi" w:hAnsiTheme="majorHAnsi"/>
-                      <w:sz w:val="22"/>
-                      <w:szCs w:val="22"/>
-                    </w:rPr>
-                  </w:pPr>
-                </w:p>
-                <w:p>
-                  <w:pPr>
-                    <w:pStyle w:val="NormalWeb"/>
-                    <w:tabs>
-                      <w:tab w:val="left" w:pos="3788"/>
-                    </w:tabs>
-                    <w:spacing w:before="0" w:beforeAutospacing="0" w:after="0" w:afterAutospacing="0"/>
-                    <w:rPr>
-                      <w:rFonts w:asciiTheme="majorHAnsi" w:hAnsiTheme="majorHAnsi"/>
-                      <w:sz w:val="22"/>
-                      <w:szCs w:val="22"/>
-                    </w:rPr>
-                  </w:pPr>
-                  <w:r>
-                    <w:rPr>
-                      <w:rFonts w:asciiTheme="majorHAnsi" w:hAnsiTheme="majorHAnsi"/>
-                      <w:sz w:val="22"/>
-                      <w:szCs w:val="22"/>
-                    </w:rPr>
-                    <w:t>&lt;&lt;signatureDate&gt;&gt;</w:t>
-                  </w:r>
-                  <w:r>
-                    <w:rPr>
-                      <w:rFonts w:asciiTheme="majorHAnsi" w:hAnsiTheme="majorHAnsi"/>
-                      <w:sz w:val="22"/>
-                      <w:szCs w:val="22"/>
-                    </w:rPr>
-                    <w:tab/>
-                    <w:t>&lt;&lt;clientSignature&gt;&gt;</w:t>
-                  </w:r>
-                </w:p>
-                <w:p>
-                  <w:pPr>
-                    <w:pStyle w:val="NormalWeb"/>
-                    <w:tabs>
-                      <w:tab w:val="left" w:pos="3788"/>
-                    </w:tabs>
-                    <w:spacing w:before="0" w:beforeAutospacing="0" w:after="0" w:afterAutospacing="0"/>
-                    <w:rPr>
-                      <w:rFonts w:asciiTheme="majorHAnsi" w:hAnsiTheme="majorHAnsi"/>
-                      <w:sz w:val="22"/>
-                      <w:szCs w:val="22"/>
-                    </w:rPr>
-                  </w:pPr>
-                  <w:r>
-                    <w:rPr>
-                      <w:rFonts w:asciiTheme="majorHAnsi" w:hAnsiTheme="majorHAnsi"/>
-                      <w:sz w:val="22"/>
-                      <w:szCs w:val="22"/>
-                    </w:rPr>
-                    <w:t>______________________</w:t>
-                  </w:r>
-                  <w:r>
-                    <w:rPr>
-                      <w:rFonts w:asciiTheme="majorHAnsi" w:hAnsiTheme="majorHAnsi"/>
-                      <w:sz w:val="22"/>
-                      <w:szCs w:val="22"/>
-                    </w:rPr>
-                    <w:tab/>
-                    <w:t>____________________________________</w:t>
-                  </w:r>
-                </w:p>
-                <w:p>
-                  <w:pPr>
-                    <w:pStyle w:val="NormalWeb"/>
-                    <w:tabs>
                       <w:tab w:val="left" w:pos="2967"/>
                     </w:tabs>
                     <w:spacing w:before="0" w:beforeAutospacing="0" w:after="0" w:afterAutospacing="0"/>
@@ -4608,46 +4722,6 @@
                       <w:szCs w:val="22"/>
                     </w:rPr>
                   </w:pPr>
-                  <w:r>
-                    <w:rPr>
-                      <w:rFonts w:asciiTheme="majorHAnsi" w:hAnsiTheme="majorHAnsi"/>
-                      <w:sz w:val="22"/>
-                      <w:szCs w:val="22"/>
-                    </w:rPr>
-                    <w:t xml:space="preserve">          </w:t>
-                  </w:r>
-                  <w:r>
-                    <w:rPr>
-                      <w:rFonts w:asciiTheme="majorHAnsi" w:hAnsiTheme="majorHAnsi"/>
-                      <w:sz w:val="22"/>
-                      <w:szCs w:val="22"/>
-                    </w:rPr>
-                    <w:t>Date                             </w:t>
-                  </w:r>
-                  <w:r>
-                    <w:rPr>
-                      <w:rFonts w:asciiTheme="majorHAnsi" w:hAnsiTheme="majorHAnsi"/>
-                      <w:sz w:val="22"/>
-                      <w:szCs w:val="22"/>
-                    </w:rPr>
-                    <w:t xml:space="preserve">             </w:t>
-                  </w:r>
-                  <w:r>
-                    <w:rPr>
-                      <w:rFonts w:asciiTheme="majorHAnsi" w:hAnsiTheme="majorHAnsi"/>
-                      <w:sz w:val="22"/>
-                      <w:szCs w:val="22"/>
-                    </w:rPr>
-                    <w:t xml:space="preserve">                </w:t>
-                  </w:r>
-                  <w:r>
-                    <w:rPr>
-                      <w:rFonts w:asciiTheme="majorHAnsi" w:hAnsiTheme="majorHAnsi"/>
-                      <w:sz w:val="22"/>
-                      <w:szCs w:val="22"/>
-                    </w:rPr>
-                    <w:t>(recipient signature)</w:t>
-                  </w:r>
                   <w:r>
                     <w:rPr>
                       <w:rFonts w:asciiTheme="majorHAnsi" w:hAnsiTheme="majorHAnsi"/>
@@ -4682,6 +4756,103 @@
               </w:tc>
             </w:tr>
           </w:tbl>
+          <w:p>
+            <w:pPr>
+              <w:pStyle w:val="NormalWeb"/>
+              <w:tabs>
+                <w:tab w:val="left" w:pos="3788"/>
+              </w:tabs>
+              <w:spacing w:before="0" w:beforeAutospacing="0" w:after="0" w:afterAutospacing="0"/>
+              <w:rPr>
+                <w:rFonts w:asciiTheme="majorHAnsi" w:hAnsiTheme="majorHAnsi"/>
+                <w:sz w:val="22"/>
+                <w:szCs w:val="22"/>
+              </w:rPr>
+            </w:pPr>
+            <w:r>
+              <w:rPr>
+                <w:rFonts w:asciiTheme="majorHAnsi" w:hAnsiTheme="majorHAnsi"/>
+                <w:sz w:val="22"/>
+                <w:szCs w:val="22"/>
+              </w:rPr>
+              <w:t>&lt;&lt;signatureDate&gt;&gt;</w:t>
+            </w:r>
+            <w:r>
+              <w:rPr>
+                <w:rFonts w:asciiTheme="majorHAnsi" w:hAnsiTheme="majorHAnsi"/>
+                <w:sz w:val="22"/>
+                <w:szCs w:val="22"/>
+              </w:rPr>
+              <w:tab/>
+              <w:t>&lt;&lt;clientSignature&gt;&gt;</w:t>
+            </w:r>
+          </w:p>
+          <w:p>
+            <w:pPr>
+              <w:pStyle w:val="NormalWeb"/>
+              <w:tabs>
+                <w:tab w:val="left" w:pos="3788"/>
+              </w:tabs>
+              <w:spacing w:before="0" w:beforeAutospacing="0" w:after="0" w:afterAutospacing="0"/>
+              <w:rPr>
+                <w:rFonts w:asciiTheme="majorHAnsi" w:hAnsiTheme="majorHAnsi"/>
+                <w:sz w:val="22"/>
+                <w:szCs w:val="22"/>
+              </w:rPr>
+            </w:pPr>
+            <w:r>
+              <w:rPr>
+                <w:rFonts w:asciiTheme="majorHAnsi" w:hAnsiTheme="majorHAnsi"/>
+                <w:sz w:val="22"/>
+                <w:szCs w:val="22"/>
+              </w:rPr>
+              <w:t>______________________</w:t>
+            </w:r>
+            <w:r>
+              <w:rPr>
+                <w:rFonts w:asciiTheme="majorHAnsi" w:hAnsiTheme="majorHAnsi"/>
+                <w:sz w:val="22"/>
+                <w:szCs w:val="22"/>
+              </w:rPr>
+              <w:tab/>
+              <w:t>____________________________________</w:t>
+            </w:r>
+          </w:p>
+          <w:p>
+            <w:pPr>
+              <w:rPr>
+                <w:rFonts w:asciiTheme="majorHAnsi" w:hAnsiTheme="majorHAnsi"/>
+                <w:sz w:val="22"/>
+                <w:szCs w:val="22"/>
+              </w:rPr>
+            </w:pPr>
+            <w:r>
+              <w:rPr>
+                <w:rFonts w:asciiTheme="majorHAnsi" w:hAnsiTheme="majorHAnsi"/>
+                <w:sz w:val="22"/>
+                <w:szCs w:val="22"/>
+              </w:rPr>
+              <w:t xml:space="preserve">          Date                                                       </w:t>
+            </w:r>
+            <w:proofErr w:type="gramStart"/>
+            <w:r>
+              <w:rPr>
+                <w:rFonts w:asciiTheme="majorHAnsi" w:hAnsiTheme="majorHAnsi"/>
+                <w:sz w:val="22"/>
+                <w:szCs w:val="22"/>
+              </w:rPr>
+              <w:t xml:space="preserve">   (</w:t>
+            </w:r>
+            <w:proofErr w:type="gramEnd"/>
+            <w:r>
+              <w:rPr>
+                <w:rFonts w:asciiTheme="majorHAnsi" w:hAnsiTheme="majorHAnsi"/>
+                <w:sz w:val="22"/>
+                <w:szCs w:val="22"/>
+              </w:rPr>
+              <w:t>recipient signature)</w:t>
+            </w:r>
+          </w:p>
           <w:p>
             <w:pPr>
               <w:rPr>
@@ -4737,7 +4908,25 @@
           <w:sz w:val="22"/>
           <w:szCs w:val="22"/>
         </w:rPr>
-        <w:t>Title (if different than addressee):_________________________</w:t>
+        <w:t>Title (if different than addressee</w:t>
+      </w:r>
+      <w:proofErr w:type="gramStart"/>
+      <w:r>
+        <w:rPr>
+          <w:rFonts w:asciiTheme="majorHAnsi" w:hAnsiTheme="majorHAnsi"/>
+          <w:sz w:val="22"/>
+          <w:szCs w:val="22"/>
+        </w:rPr>
+        <w:t>):_</w:t>
+      </w:r>
+      <w:proofErr w:type="gramEnd"/>
+      <w:r>
+        <w:rPr>
+          <w:rFonts w:asciiTheme="majorHAnsi" w:hAnsiTheme="majorHAnsi"/>
+          <w:sz w:val="22"/>
+          <w:szCs w:val="22"/>
+        </w:rPr>
+        <w:t>________________________</w:t>
       </w:r>
     </w:p>
     <w:p>
